--- a/docs/thesis/2026-10-14-project-summary.docx
+++ b/docs/thesis/2026-10-14-project-summary.docx
@@ -2646,6 +2646,123 @@
                 <w:szCs w:val="20"/>
               </w:rPr>
               <w:t xml:space="preserve">เร็วและปลอดภัยกว่า whisper แต่ไม่ผ่านเกณฑ์ความแม่น</w:t>
+            </w:r>
+          </w:p>
+        </w:tc>
+      </w:tr>
+      <w:tr>
+        <w:trPr>
+          <w:tblHeader w:val="off"/>
+        </w:trPr>
+        <w:tc>
+          <w:tcPr>
+            <w:tcW w:type="dxa" w:w="1805"/>
+            <w:tcBorders>
+              <w:top w:val="single" w:color="BFBFBF" w:sz="4"/>
+              <w:left w:val="single" w:color="BFBFBF" w:sz="4"/>
+              <w:bottom w:val="single" w:color="BFBFBF" w:sz="4"/>
+              <w:right w:val="single" w:color="BFBFBF" w:sz="4"/>
+            </w:tcBorders>
+            <w:tcMar>
+              <w:top w:type="dxa" w:w="60"/>
+              <w:left w:type="dxa" w:w="100"/>
+              <w:bottom w:type="dxa" w:w="60"/>
+              <w:right w:type="dxa" w:w="100"/>
+            </w:tcMar>
+          </w:tcPr>
+          <w:p>
+            <w:r>
+              <w:rPr>
+                <w:b w:val="false"/>
+                <w:bCs w:val="false"/>
+                <w:sz w:val="20"/>
+                <w:szCs w:val="20"/>
+              </w:rPr>
+              <w:t xml:space="preserve">(ทดลอง ไม่ได้ติดตั้ง) คำสั่งเสียง รอบ 2</w:t>
+            </w:r>
+          </w:p>
+        </w:tc>
+        <w:tc>
+          <w:tcPr>
+            <w:tcW w:type="dxa" w:w="2707"/>
+            <w:tcBorders>
+              <w:top w:val="single" w:color="BFBFBF" w:sz="4"/>
+              <w:left w:val="single" w:color="BFBFBF" w:sz="4"/>
+              <w:bottom w:val="single" w:color="BFBFBF" w:sz="4"/>
+              <w:right w:val="single" w:color="BFBFBF" w:sz="4"/>
+            </w:tcBorders>
+            <w:tcMar>
+              <w:top w:type="dxa" w:w="60"/>
+              <w:left w:type="dxa" w:w="100"/>
+              <w:bottom w:type="dxa" w:w="60"/>
+              <w:right w:type="dxa" w:w="100"/>
+            </w:tcMar>
+          </w:tcPr>
+          <w:p>
+            <w:r>
+              <w:rPr>
+                <w:b w:val="false"/>
+                <w:bCs w:val="false"/>
+                <w:sz w:val="20"/>
+                <w:szCs w:val="20"/>
+              </w:rPr>
+              <w:t xml:space="preserve">Typhoon ASR Realtime (SCB 10X · 2026)</w:t>
+            </w:r>
+          </w:p>
+        </w:tc>
+        <w:tc>
+          <w:tcPr>
+            <w:tcW w:type="dxa" w:w="1805"/>
+            <w:tcBorders>
+              <w:top w:val="single" w:color="BFBFBF" w:sz="4"/>
+              <w:left w:val="single" w:color="BFBFBF" w:sz="4"/>
+              <w:bottom w:val="single" w:color="BFBFBF" w:sz="4"/>
+              <w:right w:val="single" w:color="BFBFBF" w:sz="4"/>
+            </w:tcBorders>
+            <w:tcMar>
+              <w:top w:type="dxa" w:w="60"/>
+              <w:left w:type="dxa" w:w="100"/>
+              <w:bottom w:type="dxa" w:w="60"/>
+              <w:right w:type="dxa" w:w="100"/>
+            </w:tcMar>
+          </w:tcPr>
+          <w:p>
+            <w:r>
+              <w:rPr>
+                <w:b w:val="false"/>
+                <w:bCs w:val="false"/>
+                <w:sz w:val="20"/>
+                <w:szCs w:val="20"/>
+              </w:rPr>
+              <w:t xml:space="preserve">ในเครื่อง</w:t>
+            </w:r>
+          </w:p>
+        </w:tc>
+        <w:tc>
+          <w:tcPr>
+            <w:tcW w:type="dxa" w:w="2709"/>
+            <w:tcBorders>
+              <w:top w:val="single" w:color="BFBFBF" w:sz="4"/>
+              <w:left w:val="single" w:color="BFBFBF" w:sz="4"/>
+              <w:bottom w:val="single" w:color="BFBFBF" w:sz="4"/>
+              <w:right w:val="single" w:color="BFBFBF" w:sz="4"/>
+            </w:tcBorders>
+            <w:tcMar>
+              <w:top w:type="dxa" w:w="60"/>
+              <w:left w:type="dxa" w:w="100"/>
+              <w:bottom w:type="dxa" w:w="60"/>
+              <w:right w:type="dxa" w:w="100"/>
+            </w:tcMar>
+          </w:tcPr>
+          <w:p>
+            <w:r>
+              <w:rPr>
+                <w:b w:val="false"/>
+                <w:bCs w:val="false"/>
+                <w:sz w:val="20"/>
+                <w:szCs w:val="20"/>
+              </w:rPr>
+              <w:t xml:space="preserve">ใหม่และใหญ่กว่า แต่ได้ผลใกล้ Zipformer → ไม่ใช้</w:t>
             </w:r>
           </w:p>
         </w:tc>
@@ -3624,7 +3741,17 @@
               <w:spacing w:after="60"/>
             </w:pPr>
             <w:r>
-              <w:t xml:space="preserve">ADR-007 (เอกสารบันทึกการตัดสินใจเลือก LLM) ยังไม่ได้เขียนช่อง "ตัดสิน" ทั้งที่ติดตั้ง Gemma ไปแล้ว — ควรเติมก่อนส่งเล่ม</w:t>
+              <w:t xml:space="preserve">ADR-007 (เอกสารบันทึกการตัดสินใจเลือก LLM): เติมหลักฐานและร่างการตัดสินแล้ว 14 ต.ค. — </w:t>
+            </w:r>
+            <w:r>
+              <w:rPr>
+                <w:b/>
+                <w:bCs/>
+              </w:rPr>
+              <w:t xml:space="preserve">รอ Pakon ยืนยัน</w:t>
+            </w:r>
+            <w:r>
+              <w:t xml:space="preserve"> · ตามกติกาสำรองที่ประกาศไว้ ไม่มีตัวไหนผ่านครบ (ความร้อน · RAM ยังไม่วัด) จึงเลือกตัวที่เร็วและคะแนนไทยสูงสุด</w:t>
             </w:r>
           </w:p>
         </w:tc>
@@ -5903,6 +6030,498 @@
       </w:r>
     </w:p>
     <w:p>
+      <w:pPr>
+        <w:pStyle w:val="Heading3"/>
+      </w:pPr>
+      <w:r>
+        <w:t xml:space="preserve">(ทดลอง) รอบ 2–3: หาโมเดลที่ดีกว่า + ทำตัวแปลให้รู้จักสำนวนหลากหลาย (14 ต.ค. บ่าย · โน้ตบุ๊ก)</w:t>
+      </w:r>
+    </w:p>
+    <w:p>
+      <w:pPr>
+        <w:spacing w:after="120"/>
+      </w:pPr>
+      <w:r>
+        <w:t xml:space="preserve">ลองโมเดลใหม่ </w:t>
+      </w:r>
+      <w:r>
+        <w:rPr>
+          <w:b/>
+          <w:bCs/>
+        </w:rPr>
+        <w:t xml:space="preserve">Typhoon ASR Realtime</w:t>
+      </w:r>
+      <w:r>
+        <w:t xml:space="preserve"> ของ SCB 10X (115M · ออกปี 2026 · CC-BY-4.0 · ใช้ตัวรัน sherpa-onnx ตัวเดิม) และปรับตัวแปลแบบกฎ แล้ววัดกับ </w:t>
+      </w:r>
+      <w:r>
+        <w:rPr>
+          <w:b/>
+          <w:bCs/>
+        </w:rPr>
+        <w:t xml:space="preserve">ชุดทดสอบใหม่ที่ AI อีกตัวเขียนโดยไม่เห็นตัวแปล</w:t>
+      </w:r>
+      <w:r>
+        <w:t xml:space="preserve"> (H2 แล้ว H3) เพื่อกันการ "ปรับให้ตรงข้อสอบ" (docs/benchmarks/2026-10-14-voice-round2)</w:t>
+      </w:r>
+    </w:p>
+    <w:tbl>
+      <w:tblPr>
+        <w:tblW w:type="dxa" w:w="9026"/>
+        <w:tblBorders>
+          <w:top w:val="single" w:color="auto" w:sz="4"/>
+          <w:left w:val="single" w:color="auto" w:sz="4"/>
+          <w:bottom w:val="single" w:color="auto" w:sz="4"/>
+          <w:right w:val="single" w:color="auto" w:sz="4"/>
+          <w:insideH w:val="single" w:color="auto" w:sz="4"/>
+          <w:insideV w:val="single" w:color="auto" w:sz="4"/>
+        </w:tblBorders>
+      </w:tblPr>
+      <w:tblGrid>
+        <w:gridCol w:w="3008"/>
+        <w:gridCol w:w="2005"/>
+        <w:gridCol w:w="2005"/>
+        <w:gridCol w:w="2008"/>
+      </w:tblGrid>
+      <w:tr>
+        <w:trPr>
+          <w:tblHeader/>
+        </w:trPr>
+        <w:tc>
+          <w:tcPr>
+            <w:tcW w:type="dxa" w:w="3008"/>
+            <w:tcBorders>
+              <w:top w:val="single" w:color="BFBFBF" w:sz="4"/>
+              <w:left w:val="single" w:color="BFBFBF" w:sz="4"/>
+              <w:bottom w:val="single" w:color="BFBFBF" w:sz="4"/>
+              <w:right w:val="single" w:color="BFBFBF" w:sz="4"/>
+            </w:tcBorders>
+            <w:shd w:fill="1F4E79" w:color="auto" w:val="clear"/>
+            <w:tcMar>
+              <w:top w:type="dxa" w:w="60"/>
+              <w:left w:type="dxa" w:w="100"/>
+              <w:bottom w:type="dxa" w:w="60"/>
+              <w:right w:type="dxa" w:w="100"/>
+            </w:tcMar>
+          </w:tcPr>
+          <w:p>
+            <w:r>
+              <w:rPr>
+                <w:b/>
+                <w:bCs/>
+                <w:color w:val="FFFFFF"/>
+                <w:sz w:val="20"/>
+                <w:szCs w:val="20"/>
+              </w:rPr>
+              <w:t xml:space="preserve">ชุด</w:t>
+            </w:r>
+          </w:p>
+        </w:tc>
+        <w:tc>
+          <w:tcPr>
+            <w:tcW w:type="dxa" w:w="2005"/>
+            <w:tcBorders>
+              <w:top w:val="single" w:color="BFBFBF" w:sz="4"/>
+              <w:left w:val="single" w:color="BFBFBF" w:sz="4"/>
+              <w:bottom w:val="single" w:color="BFBFBF" w:sz="4"/>
+              <w:right w:val="single" w:color="BFBFBF" w:sz="4"/>
+            </w:tcBorders>
+            <w:shd w:fill="1F4E79" w:color="auto" w:val="clear"/>
+            <w:tcMar>
+              <w:top w:type="dxa" w:w="60"/>
+              <w:left w:type="dxa" w:w="100"/>
+              <w:bottom w:type="dxa" w:w="60"/>
+              <w:right w:type="dxa" w:w="100"/>
+            </w:tcMar>
+          </w:tcPr>
+          <w:p>
+            <w:r>
+              <w:rPr>
+                <w:b/>
+                <w:bCs/>
+                <w:color w:val="FFFFFF"/>
+                <w:sz w:val="20"/>
+                <w:szCs w:val="20"/>
+              </w:rPr>
+              <w:t xml:space="preserve">ชุดพัฒนา (ผู้ช่วยเขียนเอง)</w:t>
+            </w:r>
+          </w:p>
+        </w:tc>
+        <w:tc>
+          <w:tcPr>
+            <w:tcW w:type="dxa" w:w="2005"/>
+            <w:tcBorders>
+              <w:top w:val="single" w:color="BFBFBF" w:sz="4"/>
+              <w:left w:val="single" w:color="BFBFBF" w:sz="4"/>
+              <w:bottom w:val="single" w:color="BFBFBF" w:sz="4"/>
+              <w:right w:val="single" w:color="BFBFBF" w:sz="4"/>
+            </w:tcBorders>
+            <w:shd w:fill="1F4E79" w:color="auto" w:val="clear"/>
+            <w:tcMar>
+              <w:top w:type="dxa" w:w="60"/>
+              <w:left w:type="dxa" w:w="100"/>
+              <w:bottom w:type="dxa" w:w="60"/>
+              <w:right w:type="dxa" w:w="100"/>
+            </w:tcMar>
+          </w:tcPr>
+          <w:p>
+            <w:r>
+              <w:rPr>
+                <w:b/>
+                <w:bCs/>
+                <w:color w:val="FFFFFF"/>
+                <w:sz w:val="20"/>
+                <w:szCs w:val="20"/>
+              </w:rPr>
+              <w:t xml:space="preserve">H2 (อิสระ)</w:t>
+            </w:r>
+          </w:p>
+        </w:tc>
+        <w:tc>
+          <w:tcPr>
+            <w:tcW w:type="dxa" w:w="2008"/>
+            <w:tcBorders>
+              <w:top w:val="single" w:color="BFBFBF" w:sz="4"/>
+              <w:left w:val="single" w:color="BFBFBF" w:sz="4"/>
+              <w:bottom w:val="single" w:color="BFBFBF" w:sz="4"/>
+              <w:right w:val="single" w:color="BFBFBF" w:sz="4"/>
+            </w:tcBorders>
+            <w:shd w:fill="1F4E79" w:color="auto" w:val="clear"/>
+            <w:tcMar>
+              <w:top w:type="dxa" w:w="60"/>
+              <w:left w:type="dxa" w:w="100"/>
+              <w:bottom w:type="dxa" w:w="60"/>
+              <w:right w:type="dxa" w:w="100"/>
+            </w:tcMar>
+          </w:tcPr>
+          <w:p>
+            <w:r>
+              <w:rPr>
+                <w:b/>
+                <w:bCs/>
+                <w:color w:val="FFFFFF"/>
+                <w:sz w:val="20"/>
+                <w:szCs w:val="20"/>
+              </w:rPr>
+              <w:t xml:space="preserve">H3 (อิสระ · ตัวแปลรอบ 3)</w:t>
+            </w:r>
+          </w:p>
+        </w:tc>
+      </w:tr>
+      <w:tr>
+        <w:trPr>
+          <w:tblHeader w:val="off"/>
+        </w:trPr>
+        <w:tc>
+          <w:tcPr>
+            <w:tcW w:type="dxa" w:w="3008"/>
+            <w:tcBorders>
+              <w:top w:val="single" w:color="BFBFBF" w:sz="4"/>
+              <w:left w:val="single" w:color="BFBFBF" w:sz="4"/>
+              <w:bottom w:val="single" w:color="BFBFBF" w:sz="4"/>
+              <w:right w:val="single" w:color="BFBFBF" w:sz="4"/>
+            </w:tcBorders>
+            <w:tcMar>
+              <w:top w:type="dxa" w:w="60"/>
+              <w:left w:type="dxa" w:w="100"/>
+              <w:bottom w:type="dxa" w:w="60"/>
+              <w:right w:type="dxa" w:w="100"/>
+            </w:tcMar>
+          </w:tcPr>
+          <w:p>
+            <w:r>
+              <w:rPr>
+                <w:b w:val="false"/>
+                <w:bCs w:val="false"/>
+                <w:sz w:val="20"/>
+                <w:szCs w:val="20"/>
+              </w:rPr>
+              <w:t xml:space="preserve">ทำถูก (Zipformer หรือสองขั้น)</w:t>
+            </w:r>
+          </w:p>
+        </w:tc>
+        <w:tc>
+          <w:tcPr>
+            <w:tcW w:type="dxa" w:w="2005"/>
+            <w:tcBorders>
+              <w:top w:val="single" w:color="BFBFBF" w:sz="4"/>
+              <w:left w:val="single" w:color="BFBFBF" w:sz="4"/>
+              <w:bottom w:val="single" w:color="BFBFBF" w:sz="4"/>
+              <w:right w:val="single" w:color="BFBFBF" w:sz="4"/>
+            </w:tcBorders>
+            <w:tcMar>
+              <w:top w:type="dxa" w:w="60"/>
+              <w:left w:type="dxa" w:w="100"/>
+              <w:bottom w:type="dxa" w:w="60"/>
+              <w:right w:type="dxa" w:w="100"/>
+            </w:tcMar>
+          </w:tcPr>
+          <w:p>
+            <w:r>
+              <w:rPr>
+                <w:b w:val="false"/>
+                <w:bCs w:val="false"/>
+                <w:sz w:val="20"/>
+                <w:szCs w:val="20"/>
+              </w:rPr>
+              <w:t xml:space="preserve">91%</w:t>
+            </w:r>
+          </w:p>
+        </w:tc>
+        <w:tc>
+          <w:tcPr>
+            <w:tcW w:type="dxa" w:w="2005"/>
+            <w:tcBorders>
+              <w:top w:val="single" w:color="BFBFBF" w:sz="4"/>
+              <w:left w:val="single" w:color="BFBFBF" w:sz="4"/>
+              <w:bottom w:val="single" w:color="BFBFBF" w:sz="4"/>
+              <w:right w:val="single" w:color="BFBFBF" w:sz="4"/>
+            </w:tcBorders>
+            <w:tcMar>
+              <w:top w:type="dxa" w:w="60"/>
+              <w:left w:type="dxa" w:w="100"/>
+              <w:bottom w:type="dxa" w:w="60"/>
+              <w:right w:type="dxa" w:w="100"/>
+            </w:tcMar>
+          </w:tcPr>
+          <w:p>
+            <w:r>
+              <w:rPr>
+                <w:b w:val="false"/>
+                <w:bCs w:val="false"/>
+                <w:sz w:val="20"/>
+                <w:szCs w:val="20"/>
+              </w:rPr>
+              <w:t xml:space="preserve">49%</w:t>
+            </w:r>
+          </w:p>
+        </w:tc>
+        <w:tc>
+          <w:tcPr>
+            <w:tcW w:type="dxa" w:w="2008"/>
+            <w:tcBorders>
+              <w:top w:val="single" w:color="BFBFBF" w:sz="4"/>
+              <w:left w:val="single" w:color="BFBFBF" w:sz="4"/>
+              <w:bottom w:val="single" w:color="BFBFBF" w:sz="4"/>
+              <w:right w:val="single" w:color="BFBFBF" w:sz="4"/>
+            </w:tcBorders>
+            <w:tcMar>
+              <w:top w:type="dxa" w:w="60"/>
+              <w:left w:type="dxa" w:w="100"/>
+              <w:bottom w:type="dxa" w:w="60"/>
+              <w:right w:type="dxa" w:w="100"/>
+            </w:tcMar>
+          </w:tcPr>
+          <w:p>
+            <w:r>
+              <w:rPr>
+                <w:b w:val="false"/>
+                <w:bCs w:val="false"/>
+                <w:sz w:val="20"/>
+                <w:szCs w:val="20"/>
+              </w:rPr>
+              <w:t xml:space="preserve">50%</w:t>
+            </w:r>
+          </w:p>
+        </w:tc>
+      </w:tr>
+      <w:tr>
+        <w:trPr>
+          <w:tblHeader w:val="off"/>
+        </w:trPr>
+        <w:tc>
+          <w:tcPr>
+            <w:tcW w:type="dxa" w:w="3008"/>
+            <w:tcBorders>
+              <w:top w:val="single" w:color="BFBFBF" w:sz="4"/>
+              <w:left w:val="single" w:color="BFBFBF" w:sz="4"/>
+              <w:bottom w:val="single" w:color="BFBFBF" w:sz="4"/>
+              <w:right w:val="single" w:color="BFBFBF" w:sz="4"/>
+            </w:tcBorders>
+            <w:tcMar>
+              <w:top w:type="dxa" w:w="60"/>
+              <w:left w:type="dxa" w:w="100"/>
+              <w:bottom w:type="dxa" w:w="60"/>
+              <w:right w:type="dxa" w:w="100"/>
+            </w:tcMar>
+          </w:tcPr>
+          <w:p>
+            <w:r>
+              <w:rPr>
+                <w:b w:val="false"/>
+                <w:bCs w:val="false"/>
+                <w:sz w:val="20"/>
+                <w:szCs w:val="20"/>
+              </w:rPr>
+              <w:t xml:space="preserve">ตัวแปลกับข้อความต้นฉบับ (ไม่ผ่านเสียง)</w:t>
+            </w:r>
+          </w:p>
+        </w:tc>
+        <w:tc>
+          <w:tcPr>
+            <w:tcW w:type="dxa" w:w="2005"/>
+            <w:tcBorders>
+              <w:top w:val="single" w:color="BFBFBF" w:sz="4"/>
+              <w:left w:val="single" w:color="BFBFBF" w:sz="4"/>
+              <w:bottom w:val="single" w:color="BFBFBF" w:sz="4"/>
+              <w:right w:val="single" w:color="BFBFBF" w:sz="4"/>
+            </w:tcBorders>
+            <w:tcMar>
+              <w:top w:type="dxa" w:w="60"/>
+              <w:left w:type="dxa" w:w="100"/>
+              <w:bottom w:type="dxa" w:w="60"/>
+              <w:right w:type="dxa" w:w="100"/>
+            </w:tcMar>
+          </w:tcPr>
+          <w:p>
+            <w:r>
+              <w:rPr>
+                <w:b w:val="false"/>
+                <w:bCs w:val="false"/>
+                <w:sz w:val="20"/>
+                <w:szCs w:val="20"/>
+              </w:rPr>
+              <w:t xml:space="preserve">—</w:t>
+            </w:r>
+          </w:p>
+        </w:tc>
+        <w:tc>
+          <w:tcPr>
+            <w:tcW w:type="dxa" w:w="2005"/>
+            <w:tcBorders>
+              <w:top w:val="single" w:color="BFBFBF" w:sz="4"/>
+              <w:left w:val="single" w:color="BFBFBF" w:sz="4"/>
+              <w:bottom w:val="single" w:color="BFBFBF" w:sz="4"/>
+              <w:right w:val="single" w:color="BFBFBF" w:sz="4"/>
+            </w:tcBorders>
+            <w:tcMar>
+              <w:top w:type="dxa" w:w="60"/>
+              <w:left w:type="dxa" w:w="100"/>
+              <w:bottom w:type="dxa" w:w="60"/>
+              <w:right w:type="dxa" w:w="100"/>
+            </w:tcMar>
+          </w:tcPr>
+          <w:p>
+            <w:r>
+              <w:rPr>
+                <w:b w:val="false"/>
+                <w:bCs w:val="false"/>
+                <w:sz w:val="20"/>
+                <w:szCs w:val="20"/>
+              </w:rPr>
+              <w:t xml:space="preserve">59%</w:t>
+            </w:r>
+          </w:p>
+        </w:tc>
+        <w:tc>
+          <w:tcPr>
+            <w:tcW w:type="dxa" w:w="2008"/>
+            <w:tcBorders>
+              <w:top w:val="single" w:color="BFBFBF" w:sz="4"/>
+              <w:left w:val="single" w:color="BFBFBF" w:sz="4"/>
+              <w:bottom w:val="single" w:color="BFBFBF" w:sz="4"/>
+              <w:right w:val="single" w:color="BFBFBF" w:sz="4"/>
+            </w:tcBorders>
+            <w:tcMar>
+              <w:top w:type="dxa" w:w="60"/>
+              <w:left w:type="dxa" w:w="100"/>
+              <w:bottom w:type="dxa" w:w="60"/>
+              <w:right w:type="dxa" w:w="100"/>
+            </w:tcMar>
+          </w:tcPr>
+          <w:p>
+            <w:r>
+              <w:rPr>
+                <w:b w:val="false"/>
+                <w:bCs w:val="false"/>
+                <w:sz w:val="20"/>
+                <w:szCs w:val="20"/>
+              </w:rPr>
+              <w:t xml:space="preserve">75%</w:t>
+            </w:r>
+          </w:p>
+        </w:tc>
+      </w:tr>
+    </w:tbl>
+    <w:p>
+      <w:pPr>
+        <w:spacing w:after="60"/>
+      </w:pPr>
+    </w:p>
+    <w:p>
+      <w:pPr>
+        <w:pStyle w:val="ListParagraph"/>
+        <w:numPr>
+          <w:ilvl w:val="0"/>
+          <w:numId w:val="3"/>
+        </w:numPr>
+        <w:spacing w:after="60"/>
+      </w:pPr>
+      <w:r>
+        <w:rPr>
+          <w:b/>
+          <w:bCs/>
+        </w:rPr>
+        <w:t xml:space="preserve">บทเรียน 1 · โมเดลไม่ใช่คอขวด:</w:t>
+      </w:r>
+      <w:r>
+        <w:t xml:space="preserve"> Typhoon กับ Zipformer ได้ผลใกล้กัน · ใช้สองตัวต่อกันช่วยได้ 2–3 ข้อแต่ทำผิดเพิ่ม → คงใช้ Zipformer</w:t>
+      </w:r>
+    </w:p>
+    <w:p>
+      <w:pPr>
+        <w:pStyle w:val="ListParagraph"/>
+        <w:numPr>
+          <w:ilvl w:val="0"/>
+          <w:numId w:val="3"/>
+        </w:numPr>
+        <w:spacing w:after="60"/>
+      </w:pPr>
+      <w:r>
+        <w:rPr>
+          <w:b/>
+          <w:bCs/>
+        </w:rPr>
+        <w:t xml:space="preserve">บทเรียน 2 · กฎกับภาษาพูดอิสระมี "หางยาว":</w:t>
+      </w:r>
+      <w:r>
+        <w:t xml:space="preserve"> ชุดทดสอบอิสระแต่ละชุดเจอสำนวนใหม่ราว 20–25% (กดแบ็ก · อีกรอบ · นิดนึง · พอแล้ว…) · ชุดที่ผู้พัฒนาเขียนเองให้ตัวเลขสูงเกินจริง (91% → 49%) — นี่คือเหตุผลที่ต้องมีชุดทดสอบอิสระ</w:t>
+      </w:r>
+    </w:p>
+    <w:p>
+      <w:pPr>
+        <w:pStyle w:val="ListParagraph"/>
+        <w:numPr>
+          <w:ilvl w:val="0"/>
+          <w:numId w:val="3"/>
+        </w:numPr>
+        <w:spacing w:after="60"/>
+      </w:pPr>
+      <w:r>
+        <w:rPr>
+          <w:b/>
+          <w:bCs/>
+        </w:rPr>
+        <w:t xml:space="preserve">บทเรียน 3 · เสียงสังเคราะห์เป็นเพดานของการวัด:</w:t>
+      </w:r>
+      <w:r>
+        <w:t xml:space="preserve"> Piper อ่านคำยืมเพี้ยนเหมือนกันทุกครั้ง (สกรอล → สกรอน · จีเมล → จีเมน · ปิดแท็บ → ปีนี้) ทั้งสองโมเดลได้ยินผิดแบบเดียวกัน → ต้องยืนยันด้วยเสียงคน</w:t>
+      </w:r>
+    </w:p>
+    <w:p>
+      <w:pPr>
+        <w:pStyle w:val="ListParagraph"/>
+        <w:numPr>
+          <w:ilvl w:val="0"/>
+          <w:numId w:val="3"/>
+        </w:numPr>
+        <w:spacing w:after="60"/>
+      </w:pPr>
+      <w:r>
+        <w:t xml:space="preserve">ทางที่น่าจะถึง 90% (ยังไม่ได้ทำ): แสดง "คำสั่งที่พูดได้" บนจอให้ผู้ใช้พูดตาม · หรือให้ AI ในเครื่องจัดประเภทเฉพาะประโยคที่กฎไม่รู้จัก (ต้องวัดเวลาบน Pi)</w:t>
+      </w:r>
+    </w:p>
+    <w:p>
       <w:r>
         <w:br w:type="page"/>
       </w:r>
@@ -9100,6 +9719,67 @@
                 <w:sz w:val="20"/>
                 <w:szCs w:val="20"/>
               </w:rPr>
+              <w:t xml:space="preserve">Typhoon ASR + ตัวแปลสำนวนหลากหลาย (0026 รอบ 2–3)</w:t>
+            </w:r>
+          </w:p>
+        </w:tc>
+        <w:tc>
+          <w:tcPr>
+            <w:tcW w:type="dxa" w:w="5158"/>
+            <w:tcBorders>
+              <w:top w:val="single" w:color="BFBFBF" w:sz="4"/>
+              <w:left w:val="single" w:color="BFBFBF" w:sz="4"/>
+              <w:bottom w:val="single" w:color="BFBFBF" w:sz="4"/>
+              <w:right w:val="single" w:color="BFBFBF" w:sz="4"/>
+            </w:tcBorders>
+            <w:tcMar>
+              <w:top w:type="dxa" w:w="60"/>
+              <w:left w:type="dxa" w:w="100"/>
+              <w:bottom w:type="dxa" w:w="60"/>
+              <w:right w:type="dxa" w:w="100"/>
+            </w:tcMar>
+          </w:tcPr>
+          <w:p>
+            <w:r>
+              <w:rPr>
+                <w:b w:val="false"/>
+                <w:bCs w:val="false"/>
+                <w:sz w:val="20"/>
+                <w:szCs w:val="20"/>
+              </w:rPr>
+              <w:t xml:space="preserve">ชุดทดสอบอิสระ H2 49% · H3 50% → ไม่ผ่าน</w:t>
+            </w:r>
+          </w:p>
+        </w:tc>
+      </w:tr>
+      <w:tr>
+        <w:trPr>
+          <w:tblHeader w:val="off"/>
+        </w:trPr>
+        <w:tc>
+          <w:tcPr>
+            <w:tcW w:type="dxa" w:w="3868"/>
+            <w:tcBorders>
+              <w:top w:val="single" w:color="BFBFBF" w:sz="4"/>
+              <w:left w:val="single" w:color="BFBFBF" w:sz="4"/>
+              <w:bottom w:val="single" w:color="BFBFBF" w:sz="4"/>
+              <w:right w:val="single" w:color="BFBFBF" w:sz="4"/>
+            </w:tcBorders>
+            <w:tcMar>
+              <w:top w:type="dxa" w:w="60"/>
+              <w:left w:type="dxa" w:w="100"/>
+              <w:bottom w:type="dxa" w:w="60"/>
+              <w:right w:type="dxa" w:w="100"/>
+            </w:tcMar>
+          </w:tcPr>
+          <w:p>
+            <w:r>
+              <w:rPr>
+                <w:b w:val="false"/>
+                <w:bCs w:val="false"/>
+                <w:sz w:val="20"/>
+                <w:szCs w:val="20"/>
+              </w:rPr>
               <w:t xml:space="preserve">กฎ "ไม่ถามกลับ" (การ์ด 0023)</w:t>
             </w:r>
           </w:p>
@@ -11608,7 +12288,7 @@
         <w:pStyle w:val="Heading2"/>
       </w:pPr>
       <w:r>
-        <w:t xml:space="preserve">8.3 เอกสารที่ควรแก้ให้ตรงกันก่อนส่งเล่ม</w:t>
+        <w:t xml:space="preserve">8.3 เอกสาร</w:t>
       </w:r>
     </w:p>
     <w:p>
@@ -11621,7 +12301,14 @@
         <w:spacing w:after="60"/>
       </w:pPr>
       <w:r>
-        <w:t xml:space="preserve">ADR-007 (เลือก LLM) ยังเขียนว่า "ยังไม่ตัดสิน" → ควรเติมว่าเลือก Gemma 4 E2B พร้อมเหตุผล</w:t>
+        <w:rPr>
+          <w:b/>
+          <w:bCs/>
+        </w:rPr>
+        <w:t xml:space="preserve">แก้แล้ว 14 ต.ค.:</w:t>
+      </w:r>
+      <w:r>
+        <w:t xml:space="preserve"> STATUS คะแนนไฮบริด 95 → 90 · ADR-002/005/006 สถานะหลังกลับมาทำ · THREAT_MODEL มีสวิตช์ Claude · ADR-007 เติมหลักฐาน</w:t>
       </w:r>
     </w:p>
     <w:p>
@@ -11634,46 +12321,14 @@
         <w:spacing w:after="60"/>
       </w:pPr>
       <w:r>
-        <w:t xml:space="preserve">STATUS.md ยังเขียนคะแนนไฮบริด "95 (ชั่วคราว)" → ผลหลังตรวจคือ 90</w:t>
-      </w:r>
-    </w:p>
-    <w:p>
-      <w:pPr>
-        <w:pStyle w:val="ListParagraph"/>
-        <w:numPr>
-          <w:ilvl w:val="0"/>
-          <w:numId w:val="3"/>
-        </w:numPr>
-        <w:spacing w:after="60"/>
-      </w:pPr>
-      <w:r>
-        <w:t xml:space="preserve">ADR-002 (กล้อง) ADR-005/006 (เสียง) ยังเขียนว่า "นอกขอบเขต" ทั้งที่ทำแล้ว</w:t>
-      </w:r>
-    </w:p>
-    <w:p>
-      <w:pPr>
-        <w:pStyle w:val="ListParagraph"/>
-        <w:numPr>
-          <w:ilvl w:val="0"/>
-          <w:numId w:val="3"/>
-        </w:numPr>
-        <w:spacing w:after="60"/>
-      </w:pPr>
-      <w:r>
-        <w:t xml:space="preserve">THREAT_MODEL ยังเขียนว่าไม่มีสวิตช์ปิด Claude ทั้งที่เพิ่มแล้ว (5 ต.ค.)</w:t>
-      </w:r>
-    </w:p>
-    <w:p>
-      <w:pPr>
-        <w:pStyle w:val="ListParagraph"/>
-        <w:numPr>
-          <w:ilvl w:val="0"/>
-          <w:numId w:val="3"/>
-        </w:numPr>
-        <w:spacing w:after="60"/>
-      </w:pPr>
-      <w:r>
-        <w:t xml:space="preserve">ข้อ C06 ในการตรวจคำตอบ Claude อาจกดผิด (ถ้าแก้ได้ 91 ก็ยังไม่ถึง 93)</w:t>
+        <w:rPr>
+          <w:b/>
+          <w:bCs/>
+        </w:rPr>
+        <w:t xml:space="preserve">รอ Pakon:</w:t>
+      </w:r>
+      <w:r>
+        <w:t xml:space="preserve"> ยืนยันร่างการตัดสิน ADR-007 (Gemma 4 E2B) · ข้อ C06 ในการตรวจคำตอบ Claude อาจกดผิด (ถ้าแก้ได้ 91 ก็ยังไม่ถึง 93)</w:t>
       </w:r>
     </w:p>
     <w:p>
@@ -12131,7 +12786,7 @@
                 <w:sz w:val="20"/>
                 <w:szCs w:val="20"/>
               </w:rPr>
-              <w:t xml:space="preserve">ไม่มีระบบเสียงไหนแม่น 100% · ตัวที่ดีที่สุดได้ 77.5% ต่ำกว่าเกณฑ์ 90% ที่ตั้งไว้ก่อนวัด จึงไม่ใส่ในแอป และไม่ลดเกณฑ์หลังเห็นผล</w:t>
+              <w:t xml:space="preserve">ไม่มีระบบเสียงไหนแม่น 100% · เทียบ 8 แบบ รวมโมเดลไทยล่าสุดปี 2026 · ดีที่สุดยังต่ำกว่าเกณฑ์ 90% ที่ตั้งไว้ก่อนวัด จึงไม่ใส่ในแอป · พบว่าคอขวดคือการแปลภาษาพูดอิสระด้วยกฎ ไม่ใช่โมเดลถอดเสียง</w:t>
             </w:r>
           </w:p>
         </w:tc>
